--- a/CourseMaterial/03_programming_in_practice/07_lists_2/score_sheet.docx
+++ b/CourseMaterial/03_programming_in_practice/07_lists_2/score_sheet.docx
@@ -1,6 +1,6 @@
 
 <file path=word/document.xml><?xml version="1.0" encoding="utf-8"?>
-<w:document xmlns:wpc="http://schemas.microsoft.com/office/word/2010/wordprocessingCanvas" xmlns:cx="http://schemas.microsoft.com/office/drawing/2014/chartex" xmlns:cx1="http://schemas.microsoft.com/office/drawing/2015/9/8/chartex" xmlns:cx2="http://schemas.microsoft.com/office/drawing/2015/10/21/chartex" xmlns:cx3="http://schemas.microsoft.com/office/drawing/2016/5/9/chartex" xmlns:cx4="http://schemas.microsoft.com/office/drawing/2016/5/10/chartex" xmlns:cx5="http://schemas.microsoft.com/office/drawing/2016/5/11/chartex" xmlns:cx6="http://schemas.microsoft.com/office/drawing/2016/5/12/chartex" xmlns:cx7="http://schemas.microsoft.com/office/drawing/2016/5/13/chartex" xmlns:cx8="http://schemas.microsoft.com/office/drawing/2016/5/14/chartex" xmlns:mc="http://schemas.openxmlformats.org/markup-compatibility/2006" xmlns:aink="http://schemas.microsoft.com/office/drawing/2016/ink" xmlns:am3d="http://schemas.microsoft.com/office/drawing/2017/model3d" xmlns:o="urn:schemas-microsoft-com:office:office" xmlns:oel="http://schemas.microsoft.com/office/2019/extlst" xmlns:r="http://schemas.openxmlformats.org/officeDocument/2006/relationships" xmlns:m="http://schemas.openxmlformats.org/officeDocument/2006/math" xmlns:v="urn:schemas-microsoft-com:vml" xmlns:wp14="http://schemas.microsoft.com/office/word/2010/wordprocessingDrawing" xmlns:wp="http://schemas.openxmlformats.org/drawingml/2006/wordprocessingDrawing" xmlns:w10="urn:schemas-microsoft-com:office:word" xmlns:w="http://schemas.openxmlformats.org/wordprocessingml/2006/main" xmlns:w14="http://schemas.microsoft.com/office/word/2010/wordml" xmlns:w15="http://schemas.microsoft.com/office/word/2012/wordml" xmlns:w16cex="http://schemas.microsoft.com/office/word/2018/wordml/cex" xmlns:w16cid="http://schemas.microsoft.com/office/word/2016/wordml/cid" xmlns:w16="http://schemas.microsoft.com/office/word/2018/wordml" xmlns:w16sdtdh="http://schemas.microsoft.com/office/word/2020/wordml/sdtdatahash" xmlns:w16se="http://schemas.microsoft.com/office/word/2015/wordml/symex" xmlns:wpg="http://schemas.microsoft.com/office/word/2010/wordprocessingGroup" xmlns:wpi="http://schemas.microsoft.com/office/word/2010/wordprocessingInk" xmlns:wne="http://schemas.microsoft.com/office/word/2006/wordml" xmlns:wps="http://schemas.microsoft.com/office/word/2010/wordprocessingShape" mc:Ignorable="w14 w15 w16se w16cid w16 w16cex w16sdtdh wp14">
+<w:document xmlns:wpc="http://schemas.microsoft.com/office/word/2010/wordprocessingCanvas" xmlns:cx="http://schemas.microsoft.com/office/drawing/2014/chartex" xmlns:cx1="http://schemas.microsoft.com/office/drawing/2015/9/8/chartex" xmlns:cx2="http://schemas.microsoft.com/office/drawing/2015/10/21/chartex" xmlns:cx3="http://schemas.microsoft.com/office/drawing/2016/5/9/chartex" xmlns:cx4="http://schemas.microsoft.com/office/drawing/2016/5/10/chartex" xmlns:cx5="http://schemas.microsoft.com/office/drawing/2016/5/11/chartex" xmlns:cx6="http://schemas.microsoft.com/office/drawing/2016/5/12/chartex" xmlns:cx7="http://schemas.microsoft.com/office/drawing/2016/5/13/chartex" xmlns:cx8="http://schemas.microsoft.com/office/drawing/2016/5/14/chartex" xmlns:mc="http://schemas.openxmlformats.org/markup-compatibility/2006" xmlns:aink="http://schemas.microsoft.com/office/drawing/2016/ink" xmlns:am3d="http://schemas.microsoft.com/office/drawing/2017/model3d" xmlns:o="urn:schemas-microsoft-com:office:office" xmlns:oel="http://schemas.microsoft.com/office/2019/extlst" xmlns:r="http://schemas.openxmlformats.org/officeDocument/2006/relationships" xmlns:m="http://schemas.openxmlformats.org/officeDocument/2006/math" xmlns:v="urn:schemas-microsoft-com:vml" xmlns:wp14="http://schemas.microsoft.com/office/word/2010/wordprocessingDrawing" xmlns:wp="http://schemas.openxmlformats.org/drawingml/2006/wordprocessingDrawing" xmlns:w10="urn:schemas-microsoft-com:office:word" xmlns:w="http://schemas.openxmlformats.org/wordprocessingml/2006/main" xmlns:w14="http://schemas.microsoft.com/office/word/2010/wordml" xmlns:w15="http://schemas.microsoft.com/office/word/2012/wordml" xmlns:w16cex="http://schemas.microsoft.com/office/word/2018/wordml/cex" xmlns:w16cid="http://schemas.microsoft.com/office/word/2016/wordml/cid" xmlns:w16="http://schemas.microsoft.com/office/word/2018/wordml" xmlns:w16du="http://schemas.microsoft.com/office/word/2023/wordml/word16du" xmlns:w16sdtdh="http://schemas.microsoft.com/office/word/2020/wordml/sdtdatahash" xmlns:w16sdtfl="http://schemas.microsoft.com/office/word/2024/wordml/sdtformatlock" xmlns:w16se="http://schemas.microsoft.com/office/word/2015/wordml/symex" xmlns:wpg="http://schemas.microsoft.com/office/word/2010/wordprocessingGroup" xmlns:wpi="http://schemas.microsoft.com/office/word/2010/wordprocessingInk" xmlns:wne="http://schemas.microsoft.com/office/word/2006/wordml" xmlns:wps="http://schemas.microsoft.com/office/word/2010/wordprocessingShape" mc:Ignorable="w14 w15 w16se w16cid w16 w16cex w16sdtdh w16sdtfl w16du wp14">
   <w:body>
     <w:p>
       <w:pPr>
@@ -45,14 +45,18 @@
       <w:pPr>
         <w:jc w:val="center"/>
         <w:rPr>
-          <w:sz w:val="32"/>
-          <w:szCs w:val="32"/>
+          <w:sz w:val="20"/>
+          <w:szCs w:val="20"/>
         </w:rPr>
       </w:pPr>
     </w:p>
     <w:p>
       <w:pPr>
         <w:jc w:val="center"/>
+        <w:rPr>
+          <w:sz w:val="20"/>
+          <w:szCs w:val="20"/>
+        </w:rPr>
       </w:pPr>
     </w:p>
     <w:tbl>
@@ -121,14 +125,20 @@
               <w:jc w:val="center"/>
             </w:pPr>
             <w:r>
-              <w:t>Your points</w:t>
+              <w:t xml:space="preserve">Your </w:t>
+            </w:r>
+            <w:r>
+              <w:t>P</w:t>
+            </w:r>
+            <w:r>
+              <w:t>oints</w:t>
             </w:r>
           </w:p>
         </w:tc>
       </w:tr>
       <w:tr>
         <w:trPr>
-          <w:trHeight w:val="503"/>
+          <w:trHeight w:val="533"/>
         </w:trPr>
         <w:tc>
           <w:tcPr>
@@ -180,7 +190,7 @@
       </w:tr>
       <w:tr>
         <w:trPr>
-          <w:trHeight w:val="521"/>
+          <w:trHeight w:val="533"/>
         </w:trPr>
         <w:tc>
           <w:tcPr>
@@ -232,7 +242,7 @@
       </w:tr>
       <w:tr>
         <w:trPr>
-          <w:trHeight w:val="539"/>
+          <w:trHeight w:val="533"/>
         </w:trPr>
         <w:tc>
           <w:tcPr>
@@ -284,7 +294,7 @@
       </w:tr>
       <w:tr>
         <w:trPr>
-          <w:trHeight w:val="521"/>
+          <w:trHeight w:val="533"/>
         </w:trPr>
         <w:tc>
           <w:tcPr>
@@ -336,7 +346,7 @@
       </w:tr>
       <w:tr>
         <w:trPr>
-          <w:trHeight w:val="539"/>
+          <w:trHeight w:val="533"/>
         </w:trPr>
         <w:tc>
           <w:tcPr>
@@ -388,7 +398,7 @@
       </w:tr>
       <w:tr>
         <w:trPr>
-          <w:trHeight w:val="584"/>
+          <w:trHeight w:val="533"/>
         </w:trPr>
         <w:tc>
           <w:tcPr>
@@ -532,14 +542,20 @@
               <w:jc w:val="center"/>
             </w:pPr>
             <w:r>
-              <w:t>Your points</w:t>
+              <w:t xml:space="preserve">Your </w:t>
+            </w:r>
+            <w:r>
+              <w:t>P</w:t>
+            </w:r>
+            <w:r>
+              <w:t>oints</w:t>
             </w:r>
           </w:p>
         </w:tc>
       </w:tr>
       <w:tr>
         <w:trPr>
-          <w:trHeight w:val="503"/>
+          <w:trHeight w:val="533"/>
         </w:trPr>
         <w:tc>
           <w:tcPr>
@@ -591,7 +607,7 @@
       </w:tr>
       <w:tr>
         <w:trPr>
-          <w:trHeight w:val="521"/>
+          <w:trHeight w:val="533"/>
         </w:trPr>
         <w:tc>
           <w:tcPr>
@@ -643,7 +659,7 @@
       </w:tr>
       <w:tr>
         <w:trPr>
-          <w:trHeight w:val="539"/>
+          <w:trHeight w:val="533"/>
         </w:trPr>
         <w:tc>
           <w:tcPr>
@@ -695,7 +711,7 @@
       </w:tr>
       <w:tr>
         <w:trPr>
-          <w:trHeight w:val="521"/>
+          <w:trHeight w:val="533"/>
         </w:trPr>
         <w:tc>
           <w:tcPr>
@@ -747,7 +763,7 @@
       </w:tr>
       <w:tr>
         <w:trPr>
-          <w:trHeight w:val="539"/>
+          <w:trHeight w:val="533"/>
         </w:trPr>
         <w:tc>
           <w:tcPr>
@@ -779,7 +795,11 @@
             <w:tcW w:w="2866" w:type="dxa"/>
             <w:vAlign w:val="center"/>
           </w:tcPr>
-          <w:p/>
+          <w:p>
+            <w:pPr>
+              <w:jc w:val="center"/>
+            </w:pPr>
+          </w:p>
         </w:tc>
         <w:tc>
           <w:tcPr>
@@ -795,7 +815,7 @@
       </w:tr>
       <w:tr>
         <w:trPr>
-          <w:trHeight w:val="611"/>
+          <w:trHeight w:val="533"/>
         </w:trPr>
         <w:tc>
           <w:tcPr>
@@ -939,14 +959,20 @@
               <w:jc w:val="center"/>
             </w:pPr>
             <w:r>
-              <w:t>Your points</w:t>
+              <w:t xml:space="preserve">Your </w:t>
+            </w:r>
+            <w:r>
+              <w:t>P</w:t>
+            </w:r>
+            <w:r>
+              <w:t>oints</w:t>
             </w:r>
           </w:p>
         </w:tc>
       </w:tr>
       <w:tr>
         <w:trPr>
-          <w:trHeight w:val="503"/>
+          <w:trHeight w:val="533"/>
         </w:trPr>
         <w:tc>
           <w:tcPr>
@@ -998,7 +1024,7 @@
       </w:tr>
       <w:tr>
         <w:trPr>
-          <w:trHeight w:val="521"/>
+          <w:trHeight w:val="533"/>
         </w:trPr>
         <w:tc>
           <w:tcPr>
@@ -1050,7 +1076,7 @@
       </w:tr>
       <w:tr>
         <w:trPr>
-          <w:trHeight w:val="539"/>
+          <w:trHeight w:val="533"/>
         </w:trPr>
         <w:tc>
           <w:tcPr>
@@ -1102,7 +1128,7 @@
       </w:tr>
       <w:tr>
         <w:trPr>
-          <w:trHeight w:val="521"/>
+          <w:trHeight w:val="533"/>
         </w:trPr>
         <w:tc>
           <w:tcPr>
@@ -1154,7 +1180,7 @@
       </w:tr>
       <w:tr>
         <w:trPr>
-          <w:trHeight w:val="539"/>
+          <w:trHeight w:val="533"/>
         </w:trPr>
         <w:tc>
           <w:tcPr>
@@ -1206,7 +1232,7 @@
       </w:tr>
       <w:tr>
         <w:trPr>
-          <w:trHeight w:val="611"/>
+          <w:trHeight w:val="533"/>
         </w:trPr>
         <w:tc>
           <w:tcPr>
@@ -1273,7 +1299,7 @@
 </file>
 
 <file path=word/styles.xml><?xml version="1.0" encoding="utf-8"?>
-<w:styles xmlns:mc="http://schemas.openxmlformats.org/markup-compatibility/2006" xmlns:r="http://schemas.openxmlformats.org/officeDocument/2006/relationships" xmlns:w="http://schemas.openxmlformats.org/wordprocessingml/2006/main" xmlns:w14="http://schemas.microsoft.com/office/word/2010/wordml" xmlns:w15="http://schemas.microsoft.com/office/word/2012/wordml" xmlns:w16cex="http://schemas.microsoft.com/office/word/2018/wordml/cex" xmlns:w16cid="http://schemas.microsoft.com/office/word/2016/wordml/cid" xmlns:w16="http://schemas.microsoft.com/office/word/2018/wordml" xmlns:w16sdtdh="http://schemas.microsoft.com/office/word/2020/wordml/sdtdatahash" xmlns:w16se="http://schemas.microsoft.com/office/word/2015/wordml/symex" mc:Ignorable="w14 w15 w16se w16cid w16 w16cex w16sdtdh">
+<w:styles xmlns:mc="http://schemas.openxmlformats.org/markup-compatibility/2006" xmlns:r="http://schemas.openxmlformats.org/officeDocument/2006/relationships" xmlns:w="http://schemas.openxmlformats.org/wordprocessingml/2006/main" xmlns:w14="http://schemas.microsoft.com/office/word/2010/wordml" xmlns:w15="http://schemas.microsoft.com/office/word/2012/wordml" xmlns:w16cex="http://schemas.microsoft.com/office/word/2018/wordml/cex" xmlns:w16cid="http://schemas.microsoft.com/office/word/2016/wordml/cid" xmlns:w16="http://schemas.microsoft.com/office/word/2018/wordml" xmlns:w16du="http://schemas.microsoft.com/office/word/2023/wordml/word16du" xmlns:w16sdtdh="http://schemas.microsoft.com/office/word/2020/wordml/sdtdatahash" xmlns:w16sdtfl="http://schemas.microsoft.com/office/word/2024/wordml/sdtformatlock" xmlns:w16se="http://schemas.microsoft.com/office/word/2015/wordml/symex" mc:Ignorable="w14 w15 w16se w16cid w16 w16cex w16sdtdh w16sdtfl w16du">
   <w:docDefaults>
     <w:rPrDefault>
       <w:rPr>
